--- a/templates/comptes-confidentialite-petite.docx
+++ b/templates/comptes-confidentialite-petite.docx
@@ -212,23 +212,7 @@
         <w:spacing w:after="200"/>
       </w:pPr>
       <w:r>
-        <w:t xml:space="preserve">Fait {{LIEU_ASSEMBLEE}}, le {{DATE_ASSEMBLEE_FR}}.</w:t>
-      </w:r>
-    </w:p>
-    <w:p>
-      <w:pPr>
-        <w:spacing w:after="200"/>
-      </w:pPr>
-      <w:r>
-        <w:t xml:space="preserve"/>
-      </w:r>
-    </w:p>
-    <w:p>
-      <w:pPr>
-        <w:spacing w:after="200"/>
-      </w:pPr>
-      <w:r>
-        <w:t xml:space="preserve">______________________________</w:t>
+        <w:t xml:space="preserve">Fait à {{VILLE_SIGNATURE}}, le {{DATE_ASSEMBLEE_FR}}.</w:t>
       </w:r>
     </w:p>
     <w:p>

--- a/templates/comptes-confidentialite-petite.docx
+++ b/templates/comptes-confidentialite-petite.docx
@@ -9,7 +9,7 @@
       <w:r>
         <w:rPr>
           <w:b/>
-          <w:sz w:val="32"/>
+          <w:sz w:val="26"/>
         </w:rPr>
         <w:t xml:space="preserve">{{SOCIETE}}</w:t>
       </w:r>
@@ -62,7 +62,7 @@
       <w:r>
         <w:rPr>
           <w:b/>
-          <w:sz w:val="28"/>
+          <w:sz w:val="25"/>
           <w:u w:val="single"/>
         </w:rPr>
         <w:t xml:space="preserve">Déclaration de confidentialité du compte de résultat - Petite entreprise</w:t>
@@ -76,7 +76,7 @@
       <w:r>
         <w:rPr>
           <w:b/>
-          <w:sz w:val="24"/>
+          <w:sz w:val="22"/>
         </w:rPr>
         <w:t xml:space="preserve">Établie en application de l'article R. 123-111-1 du code de commerce</w:t>
       </w:r>
@@ -89,7 +89,7 @@
       <w:r>
         <w:rPr>
           <w:b/>
-          <w:sz w:val="24"/>
+          <w:sz w:val="22"/>
         </w:rPr>
         <w:t xml:space="preserve">Conforme au modèle de l'annexe 1-6 à l'article A. 123-61-1 du même code</w:t>
       </w:r>
@@ -229,4 +229,30 @@
     </w:sectPr>
   </w:body>
 </w:document>
+</file>
+
+<file path=word/styles.xml><?xml version="1.0" encoding="utf-8"?>
+<w:styles xmlns:w="http://schemas.openxmlformats.org/wordprocessingml/2006/main">
+  <w:docDefaults>
+    <w:rPrDefault>
+      <w:rPr>
+        <w:rFonts w:ascii="Cambria" w:hAnsi="Cambria" w:eastAsia="Cambria" w:cs="Cambria"/>
+        <w:sz w:val="22"/>
+        <w:szCs w:val="22"/>
+        <w:lang w:val="fr-FR"/>
+      </w:rPr>
+    </w:rPrDefault>
+    <w:pPrDefault>
+      <w:pPr>
+        <w:widowControl/>
+        <w:spacing w:after="160" w:line="276" w:lineRule="auto"/>
+        <w:jc w:val="both"/>
+      </w:pPr>
+    </w:pPrDefault>
+  </w:docDefaults>
+  <w:style w:type="paragraph" w:default="1" w:styleId="Normal">
+    <w:name w:val="Normal"/>
+    <w:qFormat/>
+  </w:style>
+</w:styles>
 </file>
--- a/templates/comptes-confidentialite-petite.docx
+++ b/templates/comptes-confidentialite-petite.docx
@@ -22,7 +22,7 @@
         <w:rPr>
           <w:sz w:val="20"/>
         </w:rPr>
-        <w:t xml:space="preserve">{{FORME_EN_CLAIR}} au capital de {{CAPITAL_FORMATE}} euros</w:t>
+        <w:t xml:space="preserve">{{FORME_EN_CLAIR_CAPITALE}} au capital de {{CAPITAL_FORMATE}} euros</w:t>
       </w:r>
     </w:p>
     <w:p>

--- a/templates/comptes-confidentialite-petite.docx
+++ b/templates/comptes-confidentialite-petite.docx
@@ -12,11 +12,10 @@
           <w:rFonts w:ascii="Garamond" w:cs="Garamond" w:eastAsia="Garamond" w:hAnsi="Garamond"/>
           <w:b/>
           <w:bCs/>
-          <w:smallCaps/>
           <w:sz w:val="28"/>
           <w:szCs w:val="28"/>
         </w:rPr>
-        <w:t xml:space="preserve">Déclaration de confidentialité du compte de résultat</w:t>
+        <w:t xml:space="preserve">DÉCLARATION DE CONFIDENTIALITÉ DU COMPTE DE RÉSULTAT</w:t>
       </w:r>
     </w:p>
     <w:p>
@@ -27,9 +26,8 @@
       <w:r>
         <w:rPr>
           <w:rFonts w:ascii="Garamond" w:cs="Garamond" w:eastAsia="Garamond" w:hAnsi="Garamond"/>
-          <w:smallCaps/>
-          <w:sz w:val="23"/>
-          <w:szCs w:val="23"/>
+          <w:sz w:val="24"/>
+          <w:szCs w:val="24"/>
         </w:rPr>
         <w:t xml:space="preserve">Exercice clos le {{DATE_CLOTURE_FR}}</w:t>
       </w:r>
@@ -44,8 +42,8 @@
           <w:rFonts w:ascii="Garamond" w:cs="Garamond" w:eastAsia="Garamond" w:hAnsi="Garamond"/>
           <w:i/>
           <w:iCs/>
-          <w:sz w:val="21"/>
-          <w:szCs w:val="21"/>
+          <w:sz w:val="24"/>
+          <w:szCs w:val="24"/>
         </w:rPr>
         <w:t xml:space="preserve">Établie en application de l'article L. 232-25 du code de commerce et de l'article R. 123-111-1 du même code, conformément au modèle figurant à l'annexe 1-6 de l'article A. 123-61-1 dudit code</w:t>
       </w:r>
@@ -53,51 +51,51 @@
     <w:p>
       <w:pPr>
         <w:keepNext/>
-        <w:spacing w:after="160" w:before="280"/>
+        <w:spacing w:after="120" w:before="360"/>
       </w:pPr>
       <w:r>
         <w:rPr>
           <w:rFonts w:ascii="Garamond" w:cs="Garamond" w:eastAsia="Garamond" w:hAnsi="Garamond"/>
           <w:b/>
           <w:bCs/>
-          <w:smallCaps/>
-          <w:sz w:val="23"/>
-          <w:szCs w:val="23"/>
-        </w:rPr>
-        <w:t xml:space="preserve">Le soussigné :</w:t>
-      </w:r>
-    </w:p>
-    <w:p>
-      <w:pPr>
-        <w:spacing w:after="160" w:line="276"/>
-        <w:jc w:val="both"/>
-      </w:pPr>
-      <w:r>
-        <w:rPr>
-          <w:rFonts w:ascii="Garamond" w:cs="Garamond" w:eastAsia="Garamond" w:hAnsi="Garamond"/>
-          <w:sz w:val="23"/>
-          <w:szCs w:val="23"/>
+          <w:u w:val="single"/>
+          <w:sz w:val="24"/>
+          <w:szCs w:val="24"/>
+        </w:rPr>
+        <w:t xml:space="preserve">LE SOUSSIGNÉ :</w:t>
+      </w:r>
+    </w:p>
+    <w:p>
+      <w:pPr>
+        <w:spacing w:after="120" w:line="276"/>
+        <w:jc w:val="both"/>
+      </w:pPr>
+      <w:r>
+        <w:rPr>
+          <w:rFonts w:ascii="Garamond" w:cs="Garamond" w:eastAsia="Garamond" w:hAnsi="Garamond"/>
+          <w:sz w:val="24"/>
+          <w:szCs w:val="24"/>
         </w:rPr>
         <w:t xml:space="preserve">La société {{SOCIETE}}, {{FORME_EN_CLAIR}} au capital de {{CAPITAL_FORMATE}} euros, dont le siège social est situé {{SIEGE_SOCIAL}}, immatriculée au registre du commerce et des sociétés {{RCS_DE}} sous le numéro {{SIREN}},</w:t>
       </w:r>
     </w:p>
     <w:p>
       <w:pPr>
-        <w:spacing w:after="160" w:line="276"/>
-        <w:jc w:val="both"/>
-      </w:pPr>
-      <w:r>
-        <w:rPr>
-          <w:rFonts w:ascii="Garamond" w:cs="Garamond" w:eastAsia="Garamond" w:hAnsi="Garamond"/>
-          <w:sz w:val="23"/>
-          <w:szCs w:val="23"/>
+        <w:spacing w:after="120" w:line="276"/>
+        <w:jc w:val="both"/>
+      </w:pPr>
+      <w:r>
+        <w:rPr>
+          <w:rFonts w:ascii="Garamond" w:cs="Garamond" w:eastAsia="Garamond" w:hAnsi="Garamond"/>
+          <w:sz w:val="24"/>
+          <w:szCs w:val="24"/>
         </w:rPr>
         <w:t xml:space="preserve">Représentée par {{DIRIGEANT_NOM}}, en sa qualité de {{DIRIGEANT_FONCTION}}, dûment habilité aux fins des présentes,</w:t>
       </w:r>
     </w:p>
     <w:p>
       <w:pPr>
-        <w:spacing w:after="200" w:line="276"/>
+        <w:spacing w:after="120" w:line="276"/>
         <w:jc w:val="both"/>
       </w:pPr>
       <w:r>
@@ -105,36 +103,36 @@
           <w:rFonts w:ascii="Garamond" w:cs="Garamond" w:eastAsia="Garamond" w:hAnsi="Garamond"/>
           <w:i/>
           <w:iCs/>
-          <w:sz w:val="23"/>
-          <w:szCs w:val="23"/>
+          <w:sz w:val="24"/>
+          <w:szCs w:val="24"/>
         </w:rPr>
         <w:t xml:space="preserve">ci-après désignée « la Société » ou « le Déclarant »,</w:t>
       </w:r>
     </w:p>
     <w:p>
       <w:pPr>
-        <w:spacing w:after="160" w:line="276"/>
-        <w:jc w:val="both"/>
-      </w:pPr>
-      <w:r>
-        <w:rPr>
-          <w:rFonts w:ascii="Garamond" w:cs="Garamond" w:eastAsia="Garamond" w:hAnsi="Garamond"/>
-          <w:sz w:val="23"/>
-          <w:szCs w:val="23"/>
+        <w:spacing w:after="120" w:line="276"/>
+        <w:jc w:val="both"/>
+      </w:pPr>
+      <w:r>
+        <w:rPr>
+          <w:rFonts w:ascii="Garamond" w:cs="Garamond" w:eastAsia="Garamond" w:hAnsi="Garamond"/>
+          <w:sz w:val="24"/>
+          <w:szCs w:val="24"/>
         </w:rPr>
         <w:t xml:space="preserve">Préalablement à la présente déclaration, il est rappelé que la Société procède au dépôt de ses comptes annuels en annexe au registre du commerce et des sociétés, conformément aux articles L. 232-21 et suivants du code de commerce, et qu'elle entend se prévaloir de l'option de confidentialité du compte de résultat ouverte aux petites entreprises.</w:t>
       </w:r>
     </w:p>
     <w:p>
       <w:pPr>
-        <w:spacing w:after="160" w:line="276"/>
-        <w:jc w:val="both"/>
-      </w:pPr>
-      <w:r>
-        <w:rPr>
-          <w:rFonts w:ascii="Garamond" w:cs="Garamond" w:eastAsia="Garamond" w:hAnsi="Garamond"/>
-          <w:sz w:val="23"/>
-          <w:szCs w:val="23"/>
+        <w:spacing w:after="120" w:line="276"/>
+        <w:jc w:val="both"/>
+      </w:pPr>
+      <w:r>
+        <w:rPr>
+          <w:rFonts w:ascii="Garamond" w:cs="Garamond" w:eastAsia="Garamond" w:hAnsi="Garamond"/>
+          <w:sz w:val="24"/>
+          <w:szCs w:val="24"/>
         </w:rPr>
         <w:t xml:space="preserve">Ceci rappelé, le Déclarant déclare et atteste ce qui suit :</w:t>
       </w:r>
@@ -142,44 +140,44 @@
     <w:p>
       <w:pPr>
         <w:keepNext/>
-        <w:spacing w:after="160" w:before="280"/>
+        <w:spacing w:after="120" w:before="360"/>
       </w:pPr>
       <w:r>
         <w:rPr>
           <w:rFonts w:ascii="Garamond" w:cs="Garamond" w:eastAsia="Garamond" w:hAnsi="Garamond"/>
           <w:b/>
           <w:bCs/>
-          <w:smallCaps/>
-          <w:sz w:val="23"/>
-          <w:szCs w:val="23"/>
-        </w:rPr>
-        <w:t xml:space="preserve">Article 1 - Objet de la déclaration</w:t>
-      </w:r>
-    </w:p>
-    <w:p>
-      <w:pPr>
-        <w:spacing w:after="160" w:line="276"/>
-        <w:jc w:val="both"/>
-      </w:pPr>
-      <w:r>
-        <w:rPr>
-          <w:rFonts w:ascii="Garamond" w:cs="Garamond" w:eastAsia="Garamond" w:hAnsi="Garamond"/>
-          <w:sz w:val="23"/>
-          <w:szCs w:val="23"/>
+          <w:u w:val="single"/>
+          <w:sz w:val="24"/>
+          <w:szCs w:val="24"/>
+        </w:rPr>
+        <w:t xml:space="preserve">ARTICLE 1 - OBJET DE LA DÉCLARATION</w:t>
+      </w:r>
+    </w:p>
+    <w:p>
+      <w:pPr>
+        <w:spacing w:after="120" w:line="276"/>
+        <w:jc w:val="both"/>
+      </w:pPr>
+      <w:r>
+        <w:rPr>
+          <w:rFonts w:ascii="Garamond" w:cs="Garamond" w:eastAsia="Garamond" w:hAnsi="Garamond"/>
+          <w:sz w:val="24"/>
+          <w:szCs w:val="24"/>
         </w:rPr>
         <w:t xml:space="preserve">Le Déclarant déclare que le compte de résultat de l'exercice clos le {{DATE_CLOTURE_FR}}, déposé en annexe au registre du commerce et des sociétés, ne sera pas rendu public, en application du premier alinéa de l'article L. 232-25 du code de commerce et du premier alinéa de l'article L. 524-6-6 du code rural et de la pêche maritime.</w:t>
       </w:r>
     </w:p>
     <w:p>
       <w:pPr>
-        <w:spacing w:after="160" w:line="276"/>
-        <w:jc w:val="both"/>
-      </w:pPr>
-      <w:r>
-        <w:rPr>
-          <w:rFonts w:ascii="Garamond" w:cs="Garamond" w:eastAsia="Garamond" w:hAnsi="Garamond"/>
-          <w:sz w:val="23"/>
-          <w:szCs w:val="23"/>
+        <w:spacing w:after="120" w:line="276"/>
+        <w:jc w:val="both"/>
+      </w:pPr>
+      <w:r>
+        <w:rPr>
+          <w:rFonts w:ascii="Garamond" w:cs="Garamond" w:eastAsia="Garamond" w:hAnsi="Garamond"/>
+          <w:sz w:val="24"/>
+          <w:szCs w:val="24"/>
         </w:rPr>
         <w:t xml:space="preserve">La présente déclaration est établie à l'appui du dépôt du compte de résultat dudit exercice et en constitue l'annexe, conformément à l'article R. 123-111-1 du code de commerce.</w:t>
       </w:r>
@@ -187,31 +185,31 @@
     <w:p>
       <w:pPr>
         <w:keepNext/>
-        <w:spacing w:after="160" w:before="280"/>
+        <w:spacing w:after="120" w:before="360"/>
       </w:pPr>
       <w:r>
         <w:rPr>
           <w:rFonts w:ascii="Garamond" w:cs="Garamond" w:eastAsia="Garamond" w:hAnsi="Garamond"/>
           <w:b/>
           <w:bCs/>
-          <w:smallCaps/>
-          <w:sz w:val="23"/>
-          <w:szCs w:val="23"/>
-        </w:rPr>
-        <w:t xml:space="preserve">Article 2 - Attestation sur l'honneur</w:t>
-      </w:r>
-    </w:p>
-    <w:p>
-      <w:pPr>
-        <w:keepNext/>
-        <w:spacing w:after="160" w:line="276"/>
-        <w:jc w:val="both"/>
-      </w:pPr>
-      <w:r>
-        <w:rPr>
-          <w:rFonts w:ascii="Garamond" w:cs="Garamond" w:eastAsia="Garamond" w:hAnsi="Garamond"/>
-          <w:sz w:val="23"/>
-          <w:szCs w:val="23"/>
+          <w:u w:val="single"/>
+          <w:sz w:val="24"/>
+          <w:szCs w:val="24"/>
+        </w:rPr>
+        <w:t xml:space="preserve">ARTICLE 2 - ATTESTATION SUR L'HONNEUR</w:t>
+      </w:r>
+    </w:p>
+    <w:p>
+      <w:pPr>
+        <w:keepNext/>
+        <w:spacing w:after="120" w:line="276"/>
+        <w:jc w:val="both"/>
+      </w:pPr>
+      <w:r>
+        <w:rPr>
+          <w:rFonts w:ascii="Garamond" w:cs="Garamond" w:eastAsia="Garamond" w:hAnsi="Garamond"/>
+          <w:sz w:val="24"/>
+          <w:szCs w:val="24"/>
         </w:rPr>
         <w:t xml:space="preserve">Le soussigné atteste sur l'honneur :</w:t>
       </w:r>
@@ -230,8 +228,8 @@
       <w:r>
         <w:rPr>
           <w:rFonts w:ascii="Garamond" w:cs="Garamond" w:eastAsia="Garamond" w:hAnsi="Garamond"/>
-          <w:sz w:val="23"/>
-          <w:szCs w:val="23"/>
+          <w:sz w:val="24"/>
+          <w:szCs w:val="24"/>
         </w:rPr>
         <w:t xml:space="preserve">a)	que les renseignements contenus dans la présente déclaration sont exacts ;</w:t>
       </w:r>
@@ -250,8 +248,8 @@
       <w:r>
         <w:rPr>
           <w:rFonts w:ascii="Garamond" w:cs="Garamond" w:eastAsia="Garamond" w:hAnsi="Garamond"/>
-          <w:sz w:val="23"/>
-          <w:szCs w:val="23"/>
+          <w:sz w:val="24"/>
+          <w:szCs w:val="24"/>
         </w:rPr>
         <w:t xml:space="preserve">b)	que la Société répond à la définition des petites entreprises au sens de l'article L. 123-16 du code de commerce ;</w:t>
       </w:r>
@@ -270,8 +268,8 @@
       <w:r>
         <w:rPr>
           <w:rFonts w:ascii="Garamond" w:cs="Garamond" w:eastAsia="Garamond" w:hAnsi="Garamond"/>
-          <w:sz w:val="23"/>
-          <w:szCs w:val="23"/>
+          <w:sz w:val="24"/>
+          <w:szCs w:val="24"/>
         </w:rPr>
         <w:t xml:space="preserve">c)	que la Société n'est pas mentionnée à l'article L. 123-16-2 du même code.</w:t>
       </w:r>
@@ -279,30 +277,30 @@
     <w:p>
       <w:pPr>
         <w:keepNext/>
-        <w:spacing w:after="160" w:before="280"/>
+        <w:spacing w:after="120" w:before="360"/>
       </w:pPr>
       <w:r>
         <w:rPr>
           <w:rFonts w:ascii="Garamond" w:cs="Garamond" w:eastAsia="Garamond" w:hAnsi="Garamond"/>
           <w:b/>
           <w:bCs/>
-          <w:smallCaps/>
-          <w:sz w:val="23"/>
-          <w:szCs w:val="23"/>
-        </w:rPr>
-        <w:t xml:space="preserve">Article 3 - Reconnaissance des sanctions applicables</w:t>
-      </w:r>
-    </w:p>
-    <w:p>
-      <w:pPr>
-        <w:spacing w:after="160" w:line="276"/>
-        <w:jc w:val="both"/>
-      </w:pPr>
-      <w:r>
-        <w:rPr>
-          <w:rFonts w:ascii="Garamond" w:cs="Garamond" w:eastAsia="Garamond" w:hAnsi="Garamond"/>
-          <w:sz w:val="23"/>
-          <w:szCs w:val="23"/>
+          <w:u w:val="single"/>
+          <w:sz w:val="24"/>
+          <w:szCs w:val="24"/>
+        </w:rPr>
+        <w:t xml:space="preserve">ARTICLE 3 - RECONNAISSANCE DES SANCTIONS APPLICABLES</w:t>
+      </w:r>
+    </w:p>
+    <w:p>
+      <w:pPr>
+        <w:spacing w:after="120" w:line="276"/>
+        <w:jc w:val="both"/>
+      </w:pPr>
+      <w:r>
+        <w:rPr>
+          <w:rFonts w:ascii="Garamond" w:cs="Garamond" w:eastAsia="Garamond" w:hAnsi="Garamond"/>
+          <w:sz w:val="24"/>
+          <w:szCs w:val="24"/>
         </w:rPr>
         <w:t xml:space="preserve">Le soussigné reconnaît avoir été informé que toute fausse déclaration de confidentialité des comptes annuels constitue un faux et un usage de faux, passibles des peines d'amende et d'emprisonnement prévues aux articles 441-1 et suivants du code pénal.</w:t>
       </w:r>
@@ -310,30 +308,30 @@
     <w:p>
       <w:pPr>
         <w:keepNext/>
-        <w:spacing w:after="160" w:before="280"/>
+        <w:spacing w:after="120" w:before="360"/>
       </w:pPr>
       <w:r>
         <w:rPr>
           <w:rFonts w:ascii="Garamond" w:cs="Garamond" w:eastAsia="Garamond" w:hAnsi="Garamond"/>
           <w:b/>
           <w:bCs/>
-          <w:smallCaps/>
-          <w:sz w:val="23"/>
-          <w:szCs w:val="23"/>
-        </w:rPr>
-        <w:t xml:space="preserve">Article 4 - Destination de la déclaration</w:t>
-      </w:r>
-    </w:p>
-    <w:p>
-      <w:pPr>
-        <w:spacing w:after="160" w:line="276"/>
-        <w:jc w:val="both"/>
-      </w:pPr>
-      <w:r>
-        <w:rPr>
-          <w:rFonts w:ascii="Garamond" w:cs="Garamond" w:eastAsia="Garamond" w:hAnsi="Garamond"/>
-          <w:sz w:val="23"/>
-          <w:szCs w:val="23"/>
+          <w:u w:val="single"/>
+          <w:sz w:val="24"/>
+          <w:szCs w:val="24"/>
+        </w:rPr>
+        <w:t xml:space="preserve">ARTICLE 4 - DESTINATION DE LA DÉCLARATION</w:t>
+      </w:r>
+    </w:p>
+    <w:p>
+      <w:pPr>
+        <w:spacing w:after="120" w:line="276"/>
+        <w:jc w:val="both"/>
+      </w:pPr>
+      <w:r>
+        <w:rPr>
+          <w:rFonts w:ascii="Garamond" w:cs="Garamond" w:eastAsia="Garamond" w:hAnsi="Garamond"/>
+          <w:sz w:val="24"/>
+          <w:szCs w:val="24"/>
         </w:rPr>
         <w:t xml:space="preserve">La présente déclaration est établie en un exemplaire original, destiné à être déposé au greffe du tribunal de commerce {{RCS_DE}} à l'appui du dépôt des comptes annuels de l'exercice clos le {{DATE_CLOTURE_FR}}.</w:t>
       </w:r>
@@ -345,8 +343,8 @@
       <w:r>
         <w:rPr>
           <w:rFonts w:ascii="Garamond" w:cs="Garamond" w:eastAsia="Garamond" w:hAnsi="Garamond"/>
-          <w:sz w:val="23"/>
-          <w:szCs w:val="23"/>
+          <w:sz w:val="24"/>
+          <w:szCs w:val="24"/>
         </w:rPr>
         <w:t xml:space="preserve">Fait à {{VILLE_SIGNATURE}}, le {{DATE_ASSEMBLEE_FR}}.</w:t>
       </w:r>
@@ -354,15 +352,20 @@
     <w:p>
       <w:pPr>
         <w:spacing w:after="40"/>
-        <w:jc w:val="right"/>
-      </w:pPr>
+      </w:pPr>
+      <w:r>
+        <w:t xml:space="preserve">____________________________</w:t>
+      </w:r>
+      <w:r>
+        <w:br/>
+      </w:r>
       <w:r>
         <w:rPr>
           <w:rFonts w:ascii="Garamond" w:cs="Garamond" w:eastAsia="Garamond" w:hAnsi="Garamond"/>
           <w:b/>
           <w:bCs/>
-          <w:sz w:val="23"/>
-          <w:szCs w:val="23"/>
+          <w:sz w:val="24"/>
+          <w:szCs w:val="24"/>
         </w:rPr>
         <w:t xml:space="preserve">{{DIRIGEANT_NOM}}</w:t>
       </w:r>
@@ -370,31 +373,29 @@
     <w:p>
       <w:pPr>
         <w:spacing w:after="300"/>
-        <w:jc w:val="right"/>
       </w:pPr>
       <w:r>
         <w:rPr>
           <w:rFonts w:ascii="Garamond" w:cs="Garamond" w:eastAsia="Garamond" w:hAnsi="Garamond"/>
           <w:i/>
           <w:iCs/>
-          <w:sz w:val="23"/>
-          <w:szCs w:val="23"/>
-        </w:rPr>
-        <w:t xml:space="preserve">Gérant</w:t>
+          <w:sz w:val="24"/>
+          <w:szCs w:val="24"/>
+        </w:rPr>
+        <w:t xml:space="preserve">{{DIRIGEANT_FONCTION}}</w:t>
       </w:r>
     </w:p>
     <w:p>
       <w:pPr>
         <w:spacing w:after="0"/>
-        <w:jc w:val="right"/>
       </w:pPr>
       <w:r>
         <w:rPr>
           <w:rFonts w:ascii="Garamond" w:cs="Garamond" w:eastAsia="Garamond" w:hAnsi="Garamond"/>
           <w:i/>
           <w:iCs/>
-          <w:sz w:val="23"/>
-          <w:szCs w:val="23"/>
+          <w:sz w:val="24"/>
+          <w:szCs w:val="24"/>
         </w:rPr>
         <w:t xml:space="preserve">(signature)</w:t>
       </w:r>

--- a/templates/comptes-confidentialite-petite.docx
+++ b/templates/comptes-confidentialite-petite.docx
@@ -456,22 +456,16 @@
 <w:ftr xmlns:wpc="http://schemas.microsoft.com/office/word/2010/wordprocessingCanvas" xmlns:mc="http://schemas.openxmlformats.org/markup-compatibility/2006" xmlns:o="urn:schemas-microsoft-com:office:office" xmlns:r="http://schemas.openxmlformats.org/officeDocument/2006/relationships" xmlns:m="http://schemas.openxmlformats.org/officeDocument/2006/math" xmlns:v="urn:schemas-microsoft-com:vml" xmlns:wp14="http://schemas.microsoft.com/office/word/2010/wordprocessingDrawing" xmlns:wp="http://schemas.openxmlformats.org/drawingml/2006/wordprocessingDrawing" xmlns:w10="urn:schemas-microsoft-com:office:word" xmlns:w="http://schemas.openxmlformats.org/wordprocessingml/2006/main" xmlns:w14="http://schemas.microsoft.com/office/word/2010/wordml" xmlns:w15="http://schemas.microsoft.com/office/word/2012/wordml" xmlns:wpg="http://schemas.microsoft.com/office/word/2010/wordprocessingGroup" xmlns:wpi="http://schemas.microsoft.com/office/word/2010/wordprocessingInk" xmlns:wne="http://schemas.microsoft.com/office/word/2006/wordml" xmlns:wps="http://schemas.microsoft.com/office/word/2010/wordprocessingShape">
   <w:p>
     <w:pPr>
-      <w:jc w:val="center"/>
+      <w:jc w:val="right"/>
     </w:pPr>
     <w:r>
       <w:rPr>
         <w:rFonts w:ascii="Garamond" w:cs="Garamond" w:eastAsia="Garamond" w:hAnsi="Garamond"/>
-        <w:sz w:val="18"/>
-        <w:szCs w:val="18"/>
+        <w:sz w:val="16"/>
+        <w:szCs w:val="16"/>
       </w:rPr>
-      <w:t xml:space="preserve">Page </w:t>
       <w:fldChar w:fldCharType="begin"/>
       <w:instrText xml:space="preserve">PAGE</w:instrText>
-      <w:fldChar w:fldCharType="separate"/>
-      <w:fldChar w:fldCharType="end"/>
-      <w:t xml:space="preserve"> sur </w:t>
-      <w:fldChar w:fldCharType="begin"/>
-      <w:instrText xml:space="preserve">NUMPAGES</w:instrText>
       <w:fldChar w:fldCharType="separate"/>
       <w:fldChar w:fldCharType="end"/>
     </w:r>
